--- a/public/resume/generated/rahul-mitra-ai-engineer-2026-11.docx
+++ b/public/resume/generated/rahul-mitra-ai-engineer-2026-11.docx
@@ -297,7 +297,7 @@
         <w:ind w:left="780" w:hanging="119"/>
       </w:pPr>
       <w:r>
-        <w:t>• Improve processing and evaluation stages to upscale frames 4 times, lifting PSNR and SSIM so a low-cost camera reaches frame quality on par with premium sensors.</w:t>
+        <w:t>• Train UNet and other CNN architectures for single-image super-resolution, upscaling frames 4 times and lifting PSNR and SSIM so a low-cost camera reaches frame quality on par with premium sensors.</w:t>
       </w:r>
     </w:p>
     <w:p>
@@ -432,7 +432,7 @@
         <w:ind w:left="780" w:hanging="119"/>
       </w:pPr>
       <w:r>
-        <w:t>• Delivered practical AI upskilling to the regional engineering workforce for day-to-day operational use.</w:t>
+        <w:t>• Trained regional engineering teams across Asia and Europe on repeatable AI workflows spanning 7 areas: prompting, model selection, benchmarks, cost awareness, agents, validation, and safeguards.</w:t>
       </w:r>
     </w:p>
     <w:p>
@@ -533,48 +533,6 @@
       </w:pPr>
       <w:r>
         <w:t>• Led model training for a maritime-inspection NLP system, fine-tuning a 109M-parameter BERT with DNN layers and gradient clipping on the ASPIRE 2A supercomputer.</w:t>
-      </w:r>
-    </w:p>
-    <w:p>
-      <w:pPr>
-        <w:spacing w:before="0" w:after="0"/>
-      </w:pPr>
-      <w:r>
-        <w:rPr>
-          <w:sz w:val="19"/>
-        </w:rPr>
-        <w:t xml:space="preserve"> </w:t>
-      </w:r>
-    </w:p>
-    <w:p>
-      <w:pPr>
-        <w:keepNext/>
-        <w:tabs>
-          <w:tab w:pos="10466" w:val="right"/>
-        </w:tabs>
-        <w:spacing w:before="0" w:after="0"/>
-      </w:pPr>
-      <w:r>
-        <w:rPr>
-          <w:b/>
-        </w:rPr>
-        <w:t>AI/ML Engineer, AgeWellLah.AI: NUS HealthHack</w:t>
-      </w:r>
-      <w:r>
-        <w:rPr>
-          <w:b/>
-        </w:rPr>
-        <w:tab/>
-        <w:t>May 2025</w:t>
-      </w:r>
-    </w:p>
-    <w:p>
-      <w:pPr>
-        <w:spacing w:before="0" w:after="0"/>
-        <w:ind w:left="780" w:hanging="119"/>
-      </w:pPr>
-      <w:r>
-        <w:t>• Developed an elderly-care triage chatbot on OpenAI GPT-4, InterSystems IRIS Vector Search, and Flask, with OAuth2-secured patient profiles and PDPA-aware design.</w:t>
       </w:r>
     </w:p>
     <w:p>

--- a/public/resume/generated/rahul-mitra-ai-engineer-2026-11.docx
+++ b/public/resume/generated/rahul-mitra-ai-engineer-2026-11.docx
@@ -625,7 +625,7 @@
         <w:spacing w:before="0" w:after="0"/>
       </w:pPr>
       <w:r>
-        <w:t>Technical: Python, PyTorch, BERT, DNN, RAG, AI agents, GPT-4, Gemini, SEALION, ONNX, Chroma, local LLM serving (llama.cpp), vector search, model evaluation, NLP; vision: camera ISP, super-resolution, image restoration, camera models and calibration, fundamental and essential matrices, epipolar geometry, absolute pose estimation, three-view geometry, structure-from-motion (SfM) with bundle adjustment, two- and multi-view stereo, generalised camera models; HPC: ASPIRE 2A, CUDA; deep RL (PPO, A2C, DDPG, DQN)</w:t>
+        <w:t>Technical: Python, PyTorch, BERT, DNN, RAG, AI agents, GPT-4, Gemini, Claude Code, ChatGPT, Codex, ComfyUI, SEALION, ONNX, Chroma, local LLM serving (llama.cpp), vector search, model evaluation, NLP; vision: camera ISP, super-resolution, image restoration, camera models and calibration, fundamental and essential matrices, epipolar geometry, absolute pose estimation, three-view geometry, structure-from-motion (SfM) with bundle adjustment, two- and multi-view stereo, generalised camera models; HPC: ASPIRE 2A, CUDA; deep RL (PPO, A2C, DDPG, DQN)</w:t>
       </w:r>
     </w:p>
     <w:p>

--- a/public/resume/generated/rahul-mitra-ai-engineer-2026-11.docx
+++ b/public/resume/generated/rahul-mitra-ai-engineer-2026-11.docx
@@ -180,15 +180,6 @@
       </w:pPr>
       <w:r>
         <w:t>• Awarded Certificate of Outstanding Performance in 3D Computer Vision (CS4277): top student in a class of 24, NUS School of Computing.</w:t>
-      </w:r>
-    </w:p>
-    <w:p>
-      <w:pPr>
-        <w:spacing w:before="0" w:after="0"/>
-        <w:ind w:left="780" w:hanging="119"/>
-      </w:pPr>
-      <w:r>
-        <w:t>• Relevant coursework: Artificial Intelligence, 3D Computer Vision, Software Engineering, Simulation, Statistics, Operations Research, Linear Algebra, Probability.</w:t>
       </w:r>
     </w:p>
     <w:p>
@@ -474,6 +465,48 @@
         <w:rPr>
           <w:b/>
         </w:rPr>
+        <w:t>Team Lead &amp; Finalist, Swarmline: SG Defense Tech Hackathon (1,300+ applicants)</w:t>
+      </w:r>
+      <w:r>
+        <w:rPr>
+          <w:b/>
+        </w:rPr>
+        <w:tab/>
+        <w:t>Sep 2026</w:t>
+      </w:r>
+    </w:p>
+    <w:p>
+      <w:pPr>
+        <w:spacing w:before="0" w:after="0"/>
+        <w:ind w:left="780" w:hanging="119"/>
+      </w:pPr>
+      <w:r>
+        <w:t>• Directed a 5-person team to architect decentralised drone-swarm coordination on correlated random-walk search, gradient-flow dispersion, delay-tolerant gossip, cross-inhibition consensus, and response-threshold task allocation.</w:t>
+      </w:r>
+    </w:p>
+    <w:p>
+      <w:pPr>
+        <w:spacing w:before="0" w:after="0"/>
+      </w:pPr>
+      <w:r>
+        <w:rPr>
+          <w:sz w:val="19"/>
+        </w:rPr>
+        <w:t xml:space="preserve"> </w:t>
+      </w:r>
+    </w:p>
+    <w:p>
+      <w:pPr>
+        <w:keepNext/>
+        <w:tabs>
+          <w:tab w:pos="10466" w:val="right"/>
+        </w:tabs>
+        <w:spacing w:before="0" w:after="0"/>
+      </w:pPr>
+      <w:r>
+        <w:rPr>
+          <w:b/>
+        </w:rPr>
         <w:t>Finalist, Volt Pulse SG: SMU Hack For Cities (Top 8 Finalist of 50+ teams)</w:t>
       </w:r>
       <w:r>
@@ -633,7 +666,7 @@
         <w:spacing w:before="0" w:after="0"/>
       </w:pPr>
       <w:r>
-        <w:t>Certifications: NVIDIA Disaster Risk Monitoring with Satellite Imagery; Deep Reinforcement Learning Hands-On (Packt)</w:t>
+        <w:t>Certifications: NVIDIA Disaster Risk Monitoring with Satellite Imagery; Reinforcement Learning and Deep RL Python (Packt)</w:t>
       </w:r>
     </w:p>
     <w:sectPr>
